--- a/Introduction.docx
+++ b/Introduction.docx
@@ -961,225 +961,8 @@
           <w:lang w:eastAsia="en-GB"/>
           <w14:ligatures w14:val="none"/>
         </w:rPr>
-        <w:t xml:space="preserve"> / Why IBM ?</w:t>
-      </w:r>
-    </w:p>
-    <w:p>
-      <w:pPr>
-        <w:spacing w:before="100" w:beforeAutospacing="1" w:after="100" w:afterAutospacing="1" w:line="240" w:lineRule="auto"/>
-        <w:outlineLvl w:val="2"/>
-        <w:rPr>
-          <w:rFonts w:ascii="Times New Roman" w:eastAsia="Times New Roman" w:hAnsi="Times New Roman" w:cs="Times New Roman"/>
-          <w:b/>
-          <w:bCs/>
-          <w:kern w:val="0"/>
-          <w:sz w:val="27"/>
-          <w:szCs w:val="27"/>
-          <w:lang w:eastAsia="en-GB"/>
-          <w14:ligatures w14:val="none"/>
-        </w:rPr>
-      </w:pPr>
-      <w:r>
-        <w:rPr>
-          <w:rFonts w:ascii="Times New Roman" w:eastAsia="Times New Roman" w:hAnsi="Times New Roman" w:cs="Times New Roman"/>
-          <w:b/>
-          <w:bCs/>
-          <w:kern w:val="0"/>
-          <w:sz w:val="27"/>
-          <w:szCs w:val="27"/>
-          <w:lang w:eastAsia="en-GB"/>
-          <w14:ligatures w14:val="none"/>
-        </w:rPr>
-        <w:t xml:space="preserve">IBM’s greatest asset is the </w:t>
-      </w:r>
-      <w:proofErr w:type="spellStart"/>
-      <w:r>
-        <w:rPr>
-          <w:rFonts w:ascii="Times New Roman" w:eastAsia="Times New Roman" w:hAnsi="Times New Roman" w:cs="Times New Roman"/>
-          <w:b/>
-          <w:bCs/>
-          <w:kern w:val="0"/>
-          <w:sz w:val="27"/>
-          <w:szCs w:val="27"/>
-          <w:lang w:eastAsia="en-GB"/>
-          <w14:ligatures w14:val="none"/>
-        </w:rPr>
-        <w:t>IBMer</w:t>
-      </w:r>
-      <w:proofErr w:type="spellEnd"/>
-      <w:r>
-        <w:rPr>
-          <w:rFonts w:ascii="Times New Roman" w:eastAsia="Times New Roman" w:hAnsi="Times New Roman" w:cs="Times New Roman"/>
-          <w:b/>
-          <w:bCs/>
-          <w:kern w:val="0"/>
-          <w:sz w:val="27"/>
-          <w:szCs w:val="27"/>
-          <w:lang w:eastAsia="en-GB"/>
-          <w14:ligatures w14:val="none"/>
-        </w:rPr>
-        <w:t>.</w:t>
-      </w:r>
-    </w:p>
-    <w:p>
-      <w:pPr>
-        <w:spacing w:before="100" w:beforeAutospacing="1" w:after="100" w:afterAutospacing="1" w:line="240" w:lineRule="auto"/>
-        <w:outlineLvl w:val="2"/>
-        <w:rPr>
-          <w:rFonts w:ascii="Times New Roman" w:eastAsia="Times New Roman" w:hAnsi="Times New Roman" w:cs="Times New Roman"/>
-          <w:kern w:val="0"/>
-          <w:sz w:val="27"/>
-          <w:szCs w:val="27"/>
-          <w:lang w:eastAsia="en-GB"/>
-          <w14:ligatures w14:val="none"/>
-        </w:rPr>
-      </w:pPr>
-      <w:r>
-        <w:rPr>
-          <w:rFonts w:ascii="Times New Roman" w:eastAsia="Times New Roman" w:hAnsi="Times New Roman" w:cs="Times New Roman"/>
-          <w:kern w:val="0"/>
-          <w:sz w:val="27"/>
-          <w:szCs w:val="27"/>
-          <w:lang w:eastAsia="en-GB"/>
-          <w14:ligatures w14:val="none"/>
-        </w:rPr>
-        <w:t xml:space="preserve">This quote </w:t>
-      </w:r>
-      <w:proofErr w:type="spellStart"/>
-      <w:r>
-        <w:rPr>
-          <w:rFonts w:ascii="Times New Roman" w:eastAsia="Times New Roman" w:hAnsi="Times New Roman" w:cs="Times New Roman"/>
-          <w:kern w:val="0"/>
-          <w:sz w:val="27"/>
-          <w:szCs w:val="27"/>
-          <w:lang w:eastAsia="en-GB"/>
-          <w14:ligatures w14:val="none"/>
-        </w:rPr>
-        <w:t>catched</w:t>
-      </w:r>
-      <w:proofErr w:type="spellEnd"/>
-      <w:r>
-        <w:rPr>
-          <w:rFonts w:ascii="Times New Roman" w:eastAsia="Times New Roman" w:hAnsi="Times New Roman" w:cs="Times New Roman"/>
-          <w:kern w:val="0"/>
-          <w:sz w:val="27"/>
-          <w:szCs w:val="27"/>
-          <w:lang w:eastAsia="en-GB"/>
-          <w14:ligatures w14:val="none"/>
-        </w:rPr>
-        <w:t xml:space="preserve"> my attention and enlighten my </w:t>
-      </w:r>
-      <w:proofErr w:type="spellStart"/>
-      <w:r>
-        <w:rPr>
-          <w:rFonts w:ascii="Times New Roman" w:eastAsia="Times New Roman" w:hAnsi="Times New Roman" w:cs="Times New Roman"/>
-          <w:kern w:val="0"/>
-          <w:sz w:val="27"/>
-          <w:szCs w:val="27"/>
-          <w:lang w:eastAsia="en-GB"/>
-          <w14:ligatures w14:val="none"/>
-        </w:rPr>
-        <w:t>intrest</w:t>
-      </w:r>
-      <w:proofErr w:type="spellEnd"/>
-      <w:r>
-        <w:rPr>
-          <w:rFonts w:ascii="Times New Roman" w:eastAsia="Times New Roman" w:hAnsi="Times New Roman" w:cs="Times New Roman"/>
-          <w:kern w:val="0"/>
-          <w:sz w:val="27"/>
-          <w:szCs w:val="27"/>
-          <w:lang w:eastAsia="en-GB"/>
-          <w14:ligatures w14:val="none"/>
-        </w:rPr>
-        <w:t xml:space="preserve"> more into IBM.</w:t>
-      </w:r>
-    </w:p>
-    <w:p>
-      <w:pPr>
-        <w:spacing w:before="100" w:beforeAutospacing="1" w:after="100" w:afterAutospacing="1" w:line="240" w:lineRule="auto"/>
-        <w:outlineLvl w:val="2"/>
-        <w:rPr>
-          <w:rFonts w:ascii="Times New Roman" w:eastAsia="Times New Roman" w:hAnsi="Times New Roman" w:cs="Times New Roman"/>
-          <w:b/>
-          <w:bCs/>
-          <w:kern w:val="0"/>
-          <w:sz w:val="27"/>
-          <w:szCs w:val="27"/>
-          <w:lang w:eastAsia="en-GB"/>
-          <w14:ligatures w14:val="none"/>
-        </w:rPr>
-      </w:pPr>
-      <w:r>
-        <w:rPr>
-          <w:rFonts w:ascii="Times New Roman" w:eastAsia="Times New Roman" w:hAnsi="Times New Roman" w:cs="Times New Roman"/>
-          <w:b/>
-          <w:bCs/>
-          <w:kern w:val="0"/>
-          <w:sz w:val="27"/>
-          <w:szCs w:val="27"/>
-          <w:lang w:eastAsia="en-GB"/>
-          <w14:ligatures w14:val="none"/>
-        </w:rPr>
-        <w:t xml:space="preserve">And </w:t>
-      </w:r>
-    </w:p>
-    <w:p>
-      <w:pPr>
-        <w:spacing w:before="100" w:beforeAutospacing="1" w:after="100" w:afterAutospacing="1" w:line="240" w:lineRule="auto"/>
-        <w:outlineLvl w:val="2"/>
-      </w:pPr>
-      <w:r>
-        <w:t xml:space="preserve">I want to join IBM because </w:t>
-      </w:r>
-    </w:p>
-    <w:p>
-      <w:pPr>
-        <w:spacing w:before="100" w:beforeAutospacing="1" w:after="100" w:afterAutospacing="1" w:line="240" w:lineRule="auto"/>
-        <w:outlineLvl w:val="2"/>
-      </w:pPr>
-      <w:r>
-        <w:t xml:space="preserve">it’s one of the most trusted and innovative technology companies in the world since 1911. </w:t>
-      </w:r>
-    </w:p>
-    <w:p>
-      <w:pPr>
-        <w:spacing w:before="100" w:beforeAutospacing="1" w:after="100" w:afterAutospacing="1" w:line="240" w:lineRule="auto"/>
-        <w:outlineLvl w:val="2"/>
-      </w:pPr>
-      <w:r>
-        <w:lastRenderedPageBreak/>
-        <w:t>There is almost 1</w:t>
-      </w:r>
-      <w:r>
-        <w:t xml:space="preserve">14 years, </w:t>
-      </w:r>
-      <w:r>
-        <w:t xml:space="preserve">IBM has been a leader in areas like cloud computing, AI, and enterprise solutions. </w:t>
-      </w:r>
-      <w:r>
-        <w:br/>
-        <w:t>I really admire how IBM encourages continuous learning and skill growth — something I personally value a lot.</w:t>
-      </w:r>
-      <w:r>
-        <w:br/>
-        <w:t>Working at IBM would give me the opportunity to learn from experienced professionals, work on real-world projects, and contribute my skills to create impactful solutions for clients around the world.</w:t>
-      </w:r>
-    </w:p>
-    <w:p>
-      <w:pPr>
-        <w:spacing w:before="100" w:beforeAutospacing="1" w:after="100" w:afterAutospacing="1" w:line="240" w:lineRule="auto"/>
-        <w:outlineLvl w:val="2"/>
-        <w:rPr>
-          <w:rFonts w:ascii="Times New Roman" w:eastAsia="Times New Roman" w:hAnsi="Times New Roman" w:cs="Times New Roman"/>
-          <w:b/>
-          <w:bCs/>
-          <w:kern w:val="0"/>
-          <w:sz w:val="27"/>
-          <w:szCs w:val="27"/>
-          <w:lang w:eastAsia="en-GB"/>
-          <w14:ligatures w14:val="none"/>
-        </w:rPr>
-      </w:pPr>
+        <w:t xml:space="preserve"> </w:t>
+      </w:r>
     </w:p>
     <w:p>
       <w:pPr>
@@ -1287,524 +1070,6 @@
         </w:rPr>
         <w:br/>
         <w:t>(“I’m excited to … / This is a great opportunity to …”)</w:t>
-      </w:r>
-    </w:p>
-    <w:p>
-      <w:pPr>
-        <w:pStyle w:val="NormalWeb"/>
-        <w:rPr>
-          <w:b/>
-          <w:bCs/>
-          <w:color w:val="000000"/>
-        </w:rPr>
-      </w:pPr>
-    </w:p>
-    <w:p>
-      <w:pPr>
-        <w:pStyle w:val="NormalWeb"/>
-        <w:rPr>
-          <w:b/>
-          <w:bCs/>
-        </w:rPr>
-      </w:pPr>
-    </w:p>
-    <w:p>
-      <w:pPr>
-        <w:pStyle w:val="NormalWeb"/>
-        <w:rPr>
-          <w:b/>
-          <w:bCs/>
-        </w:rPr>
-      </w:pPr>
-    </w:p>
-    <w:p>
-      <w:pPr>
-        <w:pStyle w:val="NormalWeb"/>
-        <w:rPr>
-          <w:b/>
-          <w:bCs/>
-        </w:rPr>
-      </w:pPr>
-      <w:proofErr w:type="spellStart"/>
-      <w:r>
-        <w:rPr>
-          <w:b/>
-          <w:bCs/>
-        </w:rPr>
-        <w:t>dev</w:t>
-      </w:r>
-      <w:r>
-        <w:rPr>
-          <w:b/>
-          <w:bCs/>
-        </w:rPr>
-        <w:t>Connect</w:t>
-      </w:r>
-      <w:proofErr w:type="spellEnd"/>
-      <w:r>
-        <w:rPr>
-          <w:b/>
-          <w:bCs/>
-        </w:rPr>
-        <w:t>:</w:t>
-      </w:r>
-    </w:p>
-    <w:p>
-      <w:pPr>
-        <w:pStyle w:val="NormalWeb"/>
-        <w:rPr>
-          <w:color w:val="000000"/>
-        </w:rPr>
-      </w:pPr>
-      <w:r>
-        <w:rPr>
-          <w:b/>
-          <w:bCs/>
-        </w:rPr>
-        <w:br/>
-      </w:r>
-      <w:r>
-        <w:rPr>
-          <w:color w:val="000000"/>
-        </w:rPr>
-        <w:t xml:space="preserve">As a developer, to create a project or to develop something, </w:t>
-      </w:r>
-    </w:p>
-    <w:p>
-      <w:pPr>
-        <w:pStyle w:val="NormalWeb"/>
-        <w:rPr>
-          <w:color w:val="000000"/>
-        </w:rPr>
-      </w:pPr>
-      <w:r>
-        <w:rPr>
-          <w:color w:val="000000"/>
-        </w:rPr>
-        <w:t xml:space="preserve">you could be needed a team. </w:t>
-      </w:r>
-    </w:p>
-    <w:p>
-      <w:pPr>
-        <w:pStyle w:val="NormalWeb"/>
-        <w:rPr>
-          <w:color w:val="000000"/>
-        </w:rPr>
-      </w:pPr>
-      <w:r>
-        <w:rPr>
-          <w:color w:val="000000"/>
-        </w:rPr>
-        <w:t xml:space="preserve">And </w:t>
-      </w:r>
-      <w:r>
-        <w:rPr>
-          <w:color w:val="000000"/>
-        </w:rPr>
-        <w:t xml:space="preserve">sometimes </w:t>
-      </w:r>
-      <w:r>
-        <w:rPr>
-          <w:color w:val="000000"/>
-        </w:rPr>
-        <w:t>you can</w:t>
-      </w:r>
-      <w:r>
-        <w:rPr>
-          <w:color w:val="000000"/>
-        </w:rPr>
-        <w:t>’</w:t>
-      </w:r>
-      <w:r>
-        <w:rPr>
-          <w:color w:val="000000"/>
-        </w:rPr>
-        <w:t>t find a best match around you? Who have same skills as you !</w:t>
-      </w:r>
-      <w:r>
-        <w:rPr>
-          <w:color w:val="000000"/>
-        </w:rPr>
-        <w:t xml:space="preserve"> or the required skills for project.</w:t>
-      </w:r>
-    </w:p>
-    <w:p>
-      <w:pPr>
-        <w:pStyle w:val="NormalWeb"/>
-        <w:rPr>
-          <w:color w:val="000000"/>
-        </w:rPr>
-      </w:pPr>
-    </w:p>
-    <w:p>
-      <w:pPr>
-        <w:pStyle w:val="NormalWeb"/>
-        <w:rPr>
-          <w:color w:val="000000"/>
-        </w:rPr>
-      </w:pPr>
-      <w:r>
-        <w:rPr>
-          <w:color w:val="000000"/>
-        </w:rPr>
-        <w:t xml:space="preserve">So, I create a platform where developers can find the other developers </w:t>
-      </w:r>
-      <w:r>
-        <w:rPr>
-          <w:color w:val="000000"/>
-        </w:rPr>
-        <w:t xml:space="preserve">on the basis of </w:t>
-      </w:r>
-      <w:r>
-        <w:rPr>
-          <w:color w:val="000000"/>
-        </w:rPr>
-        <w:t>who have similar skills.</w:t>
-      </w:r>
-    </w:p>
-    <w:p>
-      <w:pPr>
-        <w:pStyle w:val="NormalWeb"/>
-        <w:rPr>
-          <w:color w:val="000000"/>
-        </w:rPr>
-      </w:pPr>
-      <w:r>
-        <w:rPr>
-          <w:color w:val="000000"/>
-        </w:rPr>
-        <w:t xml:space="preserve">Working:  There is an authentication login logout page, signup page, </w:t>
-      </w:r>
-    </w:p>
-    <w:p>
-      <w:pPr>
-        <w:pStyle w:val="NormalWeb"/>
-        <w:rPr>
-          <w:color w:val="000000"/>
-        </w:rPr>
-      </w:pPr>
-      <w:r>
-        <w:rPr>
-          <w:color w:val="000000"/>
-        </w:rPr>
-        <w:t xml:space="preserve">and after login, you got a feed on your homepage, </w:t>
-      </w:r>
-    </w:p>
-    <w:p>
-      <w:pPr>
-        <w:pStyle w:val="NormalWeb"/>
-        <w:rPr>
-          <w:color w:val="000000"/>
-        </w:rPr>
-      </w:pPr>
-      <w:r>
-        <w:rPr>
-          <w:color w:val="000000"/>
-        </w:rPr>
-        <w:t>a bunch of profiles shows on display one by one.</w:t>
-      </w:r>
-    </w:p>
-    <w:p>
-      <w:pPr>
-        <w:pStyle w:val="NormalWeb"/>
-        <w:rPr>
-          <w:color w:val="000000"/>
-        </w:rPr>
-      </w:pPr>
-      <w:r>
-        <w:rPr>
-          <w:color w:val="000000"/>
-        </w:rPr>
-        <w:t xml:space="preserve">and you can see other developer profiles on your feed one at a time </w:t>
-      </w:r>
-    </w:p>
-    <w:p>
-      <w:pPr>
-        <w:pStyle w:val="NormalWeb"/>
-        <w:rPr>
-          <w:color w:val="000000"/>
-        </w:rPr>
-      </w:pPr>
-      <w:r>
-        <w:rPr>
-          <w:color w:val="000000"/>
-        </w:rPr>
-        <w:t>with having interest button and ignore button.</w:t>
-      </w:r>
-    </w:p>
-    <w:p>
-      <w:pPr>
-        <w:pStyle w:val="NormalWeb"/>
-        <w:rPr>
-          <w:color w:val="000000"/>
-        </w:rPr>
-      </w:pPr>
-      <w:r>
-        <w:rPr>
-          <w:color w:val="000000"/>
-        </w:rPr>
-        <w:t>You can show your interest</w:t>
-      </w:r>
-      <w:r>
-        <w:rPr>
-          <w:color w:val="000000"/>
-        </w:rPr>
-        <w:t xml:space="preserve"> into them on a single click.</w:t>
-      </w:r>
-    </w:p>
-    <w:p>
-      <w:pPr>
-        <w:pStyle w:val="NormalWeb"/>
-        <w:rPr>
-          <w:color w:val="000000"/>
-        </w:rPr>
-      </w:pPr>
-      <w:r>
-        <w:rPr>
-          <w:color w:val="000000"/>
-        </w:rPr>
-        <w:lastRenderedPageBreak/>
-        <w:t xml:space="preserve"> or </w:t>
-      </w:r>
-      <w:r>
-        <w:rPr>
-          <w:color w:val="000000"/>
-        </w:rPr>
-        <w:t xml:space="preserve">you can </w:t>
-      </w:r>
-      <w:r>
-        <w:rPr>
-          <w:color w:val="000000"/>
-        </w:rPr>
-        <w:t xml:space="preserve">ignore </w:t>
-      </w:r>
-      <w:r>
-        <w:rPr>
-          <w:color w:val="000000"/>
-        </w:rPr>
-        <w:t>it as well.</w:t>
-      </w:r>
-      <w:r>
-        <w:rPr>
-          <w:color w:val="000000"/>
-        </w:rPr>
-        <w:t xml:space="preserve"> </w:t>
-      </w:r>
-    </w:p>
-    <w:p>
-      <w:pPr>
-        <w:pStyle w:val="NormalWeb"/>
-        <w:rPr>
-          <w:color w:val="000000"/>
-        </w:rPr>
-      </w:pPr>
-      <w:r>
-        <w:rPr>
-          <w:color w:val="000000"/>
-        </w:rPr>
-        <w:t>Similarly user can view incoming requests into the request list.</w:t>
-      </w:r>
-    </w:p>
-    <w:p>
-      <w:pPr>
-        <w:pStyle w:val="NormalWeb"/>
-        <w:rPr>
-          <w:color w:val="000000"/>
-        </w:rPr>
-      </w:pPr>
-      <w:r>
-        <w:rPr>
-          <w:color w:val="000000"/>
-        </w:rPr>
-        <w:t xml:space="preserve">And can accept it or reject it on their own choice of </w:t>
-      </w:r>
-      <w:proofErr w:type="spellStart"/>
-      <w:r>
-        <w:rPr>
-          <w:color w:val="000000"/>
-        </w:rPr>
-        <w:t>intrest</w:t>
-      </w:r>
-      <w:proofErr w:type="spellEnd"/>
-      <w:r>
-        <w:rPr>
-          <w:color w:val="000000"/>
-        </w:rPr>
-        <w:t>.</w:t>
-      </w:r>
-    </w:p>
-    <w:p>
-      <w:pPr>
-        <w:pStyle w:val="NormalWeb"/>
-        <w:rPr>
-          <w:color w:val="000000"/>
-        </w:rPr>
-      </w:pPr>
-      <w:r>
-        <w:rPr>
-          <w:color w:val="000000"/>
-        </w:rPr>
-        <w:t>If user accept it, then both are friends now,</w:t>
-      </w:r>
-    </w:p>
-    <w:p>
-      <w:pPr>
-        <w:pStyle w:val="NormalWeb"/>
-        <w:rPr>
-          <w:color w:val="000000"/>
-        </w:rPr>
-      </w:pPr>
-      <w:r>
-        <w:rPr>
-          <w:color w:val="000000"/>
-        </w:rPr>
-        <w:t>and also you can start real time chat and discuss your ideas and projects.</w:t>
-      </w:r>
-    </w:p>
-    <w:p>
-      <w:pPr>
-        <w:pStyle w:val="NormalWeb"/>
-        <w:rPr>
-          <w:color w:val="000000"/>
-        </w:rPr>
-      </w:pPr>
-      <w:r>
-        <w:rPr>
-          <w:color w:val="000000"/>
-        </w:rPr>
-        <w:t xml:space="preserve"> and you can see each other in the friend list</w:t>
-      </w:r>
-      <w:r>
-        <w:rPr>
-          <w:color w:val="000000"/>
-        </w:rPr>
-        <w:t xml:space="preserve"> also</w:t>
-      </w:r>
-      <w:r>
-        <w:rPr>
-          <w:color w:val="000000"/>
-        </w:rPr>
-        <w:t xml:space="preserve">, </w:t>
-      </w:r>
-    </w:p>
-    <w:p>
-      <w:pPr>
-        <w:pStyle w:val="NormalWeb"/>
-        <w:rPr>
-          <w:color w:val="000000"/>
-        </w:rPr>
-      </w:pPr>
-      <w:r>
-        <w:rPr>
-          <w:color w:val="000000"/>
-        </w:rPr>
-        <w:t xml:space="preserve">There is also </w:t>
-      </w:r>
-      <w:r>
-        <w:rPr>
-          <w:color w:val="000000"/>
-        </w:rPr>
-        <w:t>a</w:t>
-      </w:r>
-      <w:r>
-        <w:rPr>
-          <w:color w:val="000000"/>
-        </w:rPr>
-        <w:t xml:space="preserve"> premium</w:t>
-      </w:r>
-      <w:r>
-        <w:rPr>
-          <w:color w:val="000000"/>
-        </w:rPr>
-        <w:t xml:space="preserve"> feature after purchasing it user will get the exact match of their skills</w:t>
-      </w:r>
-      <w:r>
-        <w:rPr>
-          <w:color w:val="000000"/>
-        </w:rPr>
-        <w:t>.</w:t>
-      </w:r>
-    </w:p>
-    <w:p>
-      <w:pPr>
-        <w:pStyle w:val="NormalWeb"/>
-        <w:rPr>
-          <w:color w:val="000000"/>
-        </w:rPr>
-      </w:pPr>
-    </w:p>
-    <w:p>
-      <w:pPr>
-        <w:pStyle w:val="NormalWeb"/>
-        <w:rPr>
-          <w:color w:val="000000"/>
-        </w:rPr>
-      </w:pPr>
-    </w:p>
-    <w:p>
-      <w:pPr>
-        <w:pStyle w:val="NormalWeb"/>
-        <w:rPr>
-          <w:color w:val="000000"/>
-        </w:rPr>
-      </w:pPr>
-    </w:p>
-    <w:p>
-      <w:pPr>
-        <w:pStyle w:val="NormalWeb"/>
-        <w:rPr>
-          <w:color w:val="000000"/>
-        </w:rPr>
-      </w:pPr>
-    </w:p>
-    <w:p>
-      <w:pPr>
-        <w:pStyle w:val="NormalWeb"/>
-        <w:rPr>
-          <w:b/>
-          <w:bCs/>
-          <w:color w:val="000000"/>
-        </w:rPr>
-      </w:pPr>
-      <w:r>
-        <w:rPr>
-          <w:b/>
-          <w:bCs/>
-          <w:color w:val="000000"/>
-        </w:rPr>
-        <w:t xml:space="preserve">Strengths: </w:t>
-      </w:r>
-    </w:p>
-    <w:p>
-      <w:pPr>
-        <w:pStyle w:val="NormalWeb"/>
-        <w:rPr>
-          <w:b/>
-          <w:bCs/>
-          <w:color w:val="000000"/>
-        </w:rPr>
-      </w:pPr>
-    </w:p>
-    <w:p>
-      <w:r>
-        <w:rPr>
-          <w:rStyle w:val="Strong"/>
-          <w:color w:val="000000"/>
-        </w:rPr>
-        <w:t>2. Strong Foundation in Data Structures and Algorithms</w:t>
-      </w:r>
-      <w:r>
-        <w:rPr>
-          <w:color w:val="000000"/>
-        </w:rPr>
-        <w:br/>
-      </w:r>
-      <w:r>
-        <w:rPr>
-          <w:rStyle w:val="Emphasis"/>
-          <w:color w:val="000000"/>
-        </w:rPr>
-        <w:t>"I have a strong foundation in data structures and algorithms, which helps me approach problems logically. For instance, in my MCA coursework, I optimized a program by applying the right algorithm, reducing execution time significantly. This ability to apply the right DSA concepts gives me confidence in solving real-world problems efficiently."</w:t>
       </w:r>
     </w:p>
     <w:sectPr>
